--- a/word_templates/template_收购拟处置业务批复.docx
+++ b/word_templates/template_收购拟处置业务批复.docx
@@ -75,25 +75,7 @@
           <w:color w:val="000000"/>
           <w:szCs w:val="30"/>
         </w:rPr>
-        <w:t xml:space="preserve">{{ </w:t>
-      </w:r>
-      <w:proofErr w:type="spellStart"/>
-      <w:r>
-        <w:rPr>
-          <w:rFonts w:ascii="Times New Roman" w:hAnsi="Times New Roman" w:cs="Times New Roman"/>
-          <w:color w:val="000000"/>
-          <w:szCs w:val="30"/>
-        </w:rPr>
-        <w:t>doc_full_no</w:t>
-      </w:r>
-      <w:proofErr w:type="spellEnd"/>
-      <w:r>
-        <w:rPr>
-          <w:rFonts w:ascii="Times New Roman" w:hAnsi="Times New Roman" w:cs="Times New Roman"/>
-          <w:color w:val="000000"/>
-          <w:szCs w:val="30"/>
-        </w:rPr>
-        <w:t xml:space="preserve"> }}</w:t>
+        <w:t>{{ doc_full_no }}</w:t>
       </w:r>
     </w:p>
     <w:p>
@@ -204,7 +186,6 @@
         </w:rPr>
         <w:t xml:space="preserve">{{ </w:t>
       </w:r>
-      <w:proofErr w:type="spellStart"/>
       <w:r>
         <w:rPr>
           <w:rFonts w:ascii="Times New Roman" w:eastAsia="微软简标宋" w:hAnsi="Times New Roman" w:cs="Times New Roman" w:hint="eastAsia"/>
@@ -219,16 +200,7 @@
           <w:sz w:val="44"/>
           <w:szCs w:val="44"/>
         </w:rPr>
-        <w:t>_name</w:t>
-      </w:r>
-      <w:proofErr w:type="spellEnd"/>
-      <w:r>
-        <w:rPr>
-          <w:rFonts w:ascii="Times New Roman" w:eastAsia="微软简标宋" w:hAnsi="Times New Roman" w:cs="Times New Roman"/>
-          <w:sz w:val="44"/>
-          <w:szCs w:val="44"/>
-        </w:rPr>
-        <w:t xml:space="preserve"> }}</w:t>
+        <w:t>_name }}</w:t>
       </w:r>
       <w:r>
         <w:rPr>
@@ -320,25 +292,23 @@
           <w:color w:val="000000"/>
           <w:szCs w:val="30"/>
         </w:rPr>
-        <w:t xml:space="preserve">{{ </w:t>
-      </w:r>
-      <w:proofErr w:type="spellStart"/>
+        <w:t>{{ report_name }}</w:t>
+      </w:r>
       <w:r>
         <w:rPr>
           <w:rFonts w:ascii="Times New Roman" w:hAnsi="Times New Roman" w:cs="Times New Roman"/>
           <w:color w:val="000000"/>
           <w:szCs w:val="30"/>
         </w:rPr>
-        <w:t>report_name</w:t>
-      </w:r>
-      <w:proofErr w:type="spellEnd"/>
+        <w:t>》收悉</w:t>
+      </w:r>
       <w:r>
         <w:rPr>
           <w:rFonts w:ascii="Times New Roman" w:hAnsi="Times New Roman" w:cs="Times New Roman"/>
           <w:color w:val="000000"/>
           <w:szCs w:val="30"/>
         </w:rPr>
-        <w:t xml:space="preserve"> }}</w:t>
+        <w:t>，该项目</w:t>
       </w:r>
       <w:r>
         <w:rPr>
@@ -346,7 +316,7 @@
           <w:color w:val="000000"/>
           <w:szCs w:val="30"/>
         </w:rPr>
-        <w:t>》收悉</w:t>
+        <w:t>业务类型</w:t>
       </w:r>
       <w:r>
         <w:rPr>
@@ -354,7 +324,7 @@
           <w:color w:val="000000"/>
           <w:szCs w:val="30"/>
         </w:rPr>
-        <w:t>，该项目</w:t>
+        <w:t>为</w:t>
       </w:r>
       <w:r>
         <w:rPr>
@@ -362,15 +332,15 @@
           <w:color w:val="000000"/>
           <w:szCs w:val="30"/>
         </w:rPr>
-        <w:t>业务类型</w:t>
-      </w:r>
-      <w:r>
-        <w:rPr>
-          <w:rFonts w:ascii="Times New Roman" w:hAnsi="Times New Roman" w:cs="Times New Roman"/>
+        <w:t>不良资产商业化收购</w:t>
+      </w:r>
+      <w:r>
+        <w:rPr>
+          <w:rFonts w:ascii="Times New Roman" w:hAnsi="Times New Roman" w:cs="Times New Roman" w:hint="eastAsia"/>
           <w:color w:val="000000"/>
           <w:szCs w:val="30"/>
         </w:rPr>
-        <w:t>为</w:t>
+        <w:t>业务</w:t>
       </w:r>
       <w:r>
         <w:rPr>
@@ -378,15 +348,15 @@
           <w:color w:val="000000"/>
           <w:szCs w:val="30"/>
         </w:rPr>
-        <w:t>不良资产商业化收购并拟分期处置</w:t>
-      </w:r>
-      <w:r>
-        <w:rPr>
-          <w:rFonts w:ascii="Times New Roman" w:hAnsi="Times New Roman" w:cs="Times New Roman" w:hint="eastAsia"/>
+        <w:t>。经</w:t>
+      </w:r>
+      <w:r>
+        <w:rPr>
+          <w:rFonts w:ascii="Times New Roman" w:hAnsi="Times New Roman" w:cs="Times New Roman"/>
           <w:color w:val="000000"/>
           <w:szCs w:val="30"/>
         </w:rPr>
-        <w:t>业务</w:t>
+        <w:t>{{ meeting_date }}</w:t>
       </w:r>
       <w:r>
         <w:rPr>
@@ -394,7 +364,7 @@
           <w:color w:val="000000"/>
           <w:szCs w:val="30"/>
         </w:rPr>
-        <w:t>。经</w:t>
+        <w:t>第</w:t>
       </w:r>
       <w:r>
         <w:rPr>
@@ -402,59 +372,7 @@
           <w:color w:val="000000"/>
           <w:szCs w:val="30"/>
         </w:rPr>
-        <w:t xml:space="preserve">{{ </w:t>
-      </w:r>
-      <w:proofErr w:type="spellStart"/>
-      <w:r>
-        <w:rPr>
-          <w:rFonts w:ascii="Times New Roman" w:hAnsi="Times New Roman" w:cs="Times New Roman"/>
-          <w:color w:val="000000"/>
-          <w:szCs w:val="30"/>
-        </w:rPr>
-        <w:t>meeting_date</w:t>
-      </w:r>
-      <w:proofErr w:type="spellEnd"/>
-      <w:r>
-        <w:rPr>
-          <w:rFonts w:ascii="Times New Roman" w:hAnsi="Times New Roman" w:cs="Times New Roman"/>
-          <w:color w:val="000000"/>
-          <w:szCs w:val="30"/>
-        </w:rPr>
-        <w:t xml:space="preserve"> }}</w:t>
-      </w:r>
-      <w:r>
-        <w:rPr>
-          <w:rFonts w:ascii="Times New Roman" w:hAnsi="Times New Roman" w:cs="Times New Roman"/>
-          <w:color w:val="000000"/>
-          <w:szCs w:val="30"/>
-        </w:rPr>
-        <w:t>第</w:t>
-      </w:r>
-      <w:r>
-        <w:rPr>
-          <w:rFonts w:ascii="Times New Roman" w:hAnsi="Times New Roman" w:cs="Times New Roman"/>
-          <w:color w:val="000000"/>
-          <w:szCs w:val="30"/>
-        </w:rPr>
-        <w:t xml:space="preserve">{{ </w:t>
-      </w:r>
-      <w:proofErr w:type="spellStart"/>
-      <w:r>
-        <w:rPr>
-          <w:rFonts w:ascii="Times New Roman" w:hAnsi="Times New Roman" w:cs="Times New Roman"/>
-          <w:color w:val="000000"/>
-          <w:szCs w:val="30"/>
-        </w:rPr>
-        <w:t>meeting_seq</w:t>
-      </w:r>
-      <w:proofErr w:type="spellEnd"/>
-      <w:r>
-        <w:rPr>
-          <w:rFonts w:ascii="Times New Roman" w:hAnsi="Times New Roman" w:cs="Times New Roman"/>
-          <w:color w:val="000000"/>
-          <w:szCs w:val="30"/>
-        </w:rPr>
-        <w:t xml:space="preserve"> }}</w:t>
+        <w:t>{{ meeting_seq }}</w:t>
       </w:r>
       <w:r>
         <w:rPr>
@@ -498,7 +416,6 @@
         </w:rPr>
         <w:t>{{</w:t>
       </w:r>
-      <w:proofErr w:type="spellStart"/>
       <w:r>
         <w:rPr>
           <w:rFonts w:ascii="Times New Roman" w:hAnsi="Times New Roman" w:cs="Times New Roman" w:hint="eastAsia"/>
@@ -507,7 +424,6 @@
         </w:rPr>
         <w:t>bank_name</w:t>
       </w:r>
-      <w:proofErr w:type="spellEnd"/>
       <w:r>
         <w:rPr>
           <w:rFonts w:ascii="Times New Roman" w:hAnsi="Times New Roman" w:cs="Times New Roman" w:hint="eastAsia"/>
@@ -538,41 +454,39 @@
           <w:color w:val="000000"/>
           <w:szCs w:val="30"/>
         </w:rPr>
-        <w:t xml:space="preserve">{{ </w:t>
-      </w:r>
-      <w:proofErr w:type="spellStart"/>
-      <w:r>
-        <w:rPr>
-          <w:rFonts w:ascii="Times New Roman" w:hAnsi="Times New Roman" w:cs="Times New Roman"/>
+        <w:t>{{ debtor_name }}</w:t>
+      </w:r>
+      <w:r>
+        <w:rPr>
+          <w:rFonts w:ascii="Times New Roman" w:hAnsi="Times New Roman" w:cs="Times New Roman" w:hint="eastAsia"/>
           <w:color w:val="000000"/>
           <w:szCs w:val="30"/>
         </w:rPr>
-        <w:t>debtor_name</w:t>
-      </w:r>
-      <w:proofErr w:type="spellEnd"/>
+        <w:t>等享有债权的不良资产包</w:t>
+      </w:r>
+      <w:r>
+        <w:rPr>
+          <w:rFonts w:ascii="Times New Roman" w:hAnsi="Times New Roman" w:cs="Times New Roman"/>
+          <w:color w:val="000000"/>
+          <w:szCs w:val="32"/>
+        </w:rPr>
+        <w:t>。</w:t>
+      </w:r>
       <w:r>
         <w:rPr>
           <w:rFonts w:ascii="Times New Roman" w:hAnsi="Times New Roman" w:cs="Times New Roman"/>
           <w:color w:val="000000"/>
           <w:szCs w:val="30"/>
         </w:rPr>
-        <w:t xml:space="preserve"> }}</w:t>
-      </w:r>
-      <w:r>
-        <w:rPr>
-          <w:rFonts w:ascii="Times New Roman" w:hAnsi="Times New Roman" w:cs="Times New Roman" w:hint="eastAsia"/>
+        <w:t>截至基准日</w:t>
+      </w:r>
+      <w:r>
+        <w:rPr>
+          <w:rFonts w:ascii="Times New Roman" w:hAnsi="Times New Roman" w:cs="Times New Roman"/>
           <w:color w:val="000000"/>
           <w:szCs w:val="30"/>
         </w:rPr>
-        <w:t>等享有债权的不良资产包</w:t>
-      </w:r>
-      <w:r>
-        <w:rPr>
-          <w:rFonts w:ascii="Times New Roman" w:hAnsi="Times New Roman" w:cs="Times New Roman"/>
-          <w:color w:val="000000"/>
-          <w:szCs w:val="32"/>
-        </w:rPr>
-        <w:t>。</w:t>
+        <w:t>{{ base_date }}</w:t>
       </w:r>
       <w:r>
         <w:rPr>
@@ -580,7 +494,7 @@
           <w:color w:val="000000"/>
           <w:szCs w:val="30"/>
         </w:rPr>
-        <w:t>截至基准日</w:t>
+        <w:t>，该资产包债权本金</w:t>
       </w:r>
       <w:r>
         <w:rPr>
@@ -588,25 +502,23 @@
           <w:color w:val="000000"/>
           <w:szCs w:val="30"/>
         </w:rPr>
-        <w:t xml:space="preserve">{{ </w:t>
-      </w:r>
-      <w:proofErr w:type="spellStart"/>
+        <w:t>{{ principal_amount }}</w:t>
+      </w:r>
       <w:r>
         <w:rPr>
           <w:rFonts w:ascii="Times New Roman" w:hAnsi="Times New Roman" w:cs="Times New Roman"/>
           <w:color w:val="000000"/>
           <w:szCs w:val="30"/>
         </w:rPr>
-        <w:t>base_date</w:t>
-      </w:r>
-      <w:proofErr w:type="spellEnd"/>
+        <w:t>元、利息</w:t>
+      </w:r>
       <w:r>
         <w:rPr>
           <w:rFonts w:ascii="Times New Roman" w:hAnsi="Times New Roman" w:cs="Times New Roman"/>
           <w:color w:val="000000"/>
           <w:szCs w:val="30"/>
         </w:rPr>
-        <w:t xml:space="preserve"> }}</w:t>
+        <w:t>{{ interest_amount }}</w:t>
       </w:r>
       <w:r>
         <w:rPr>
@@ -614,7 +526,7 @@
           <w:color w:val="000000"/>
           <w:szCs w:val="30"/>
         </w:rPr>
-        <w:t>，该资产包债权本金</w:t>
+        <w:t>元、其他费用</w:t>
       </w:r>
       <w:r>
         <w:rPr>
@@ -622,127 +534,23 @@
           <w:color w:val="000000"/>
           <w:szCs w:val="30"/>
         </w:rPr>
-        <w:t xml:space="preserve">{{ </w:t>
-      </w:r>
-      <w:proofErr w:type="spellStart"/>
+        <w:t>{{ other_fees_amount }}</w:t>
+      </w:r>
       <w:r>
         <w:rPr>
           <w:rFonts w:ascii="Times New Roman" w:hAnsi="Times New Roman" w:cs="Times New Roman"/>
           <w:color w:val="000000"/>
           <w:szCs w:val="30"/>
         </w:rPr>
-        <w:t>principal_amount</w:t>
-      </w:r>
-      <w:proofErr w:type="spellEnd"/>
+        <w:t>元，债权总额</w:t>
+      </w:r>
       <w:r>
         <w:rPr>
           <w:rFonts w:ascii="Times New Roman" w:hAnsi="Times New Roman" w:cs="Times New Roman"/>
           <w:color w:val="000000"/>
           <w:szCs w:val="30"/>
         </w:rPr>
-        <w:t xml:space="preserve"> }}</w:t>
-      </w:r>
-      <w:r>
-        <w:rPr>
-          <w:rFonts w:ascii="Times New Roman" w:hAnsi="Times New Roman" w:cs="Times New Roman"/>
-          <w:color w:val="000000"/>
-          <w:szCs w:val="30"/>
-        </w:rPr>
-        <w:t>元、利息</w:t>
-      </w:r>
-      <w:r>
-        <w:rPr>
-          <w:rFonts w:ascii="Times New Roman" w:hAnsi="Times New Roman" w:cs="Times New Roman"/>
-          <w:color w:val="000000"/>
-          <w:szCs w:val="30"/>
-        </w:rPr>
-        <w:t xml:space="preserve">{{ </w:t>
-      </w:r>
-      <w:proofErr w:type="spellStart"/>
-      <w:r>
-        <w:rPr>
-          <w:rFonts w:ascii="Times New Roman" w:hAnsi="Times New Roman" w:cs="Times New Roman"/>
-          <w:color w:val="000000"/>
-          <w:szCs w:val="30"/>
-        </w:rPr>
-        <w:t>interest_amount</w:t>
-      </w:r>
-      <w:proofErr w:type="spellEnd"/>
-      <w:r>
-        <w:rPr>
-          <w:rFonts w:ascii="Times New Roman" w:hAnsi="Times New Roman" w:cs="Times New Roman"/>
-          <w:color w:val="000000"/>
-          <w:szCs w:val="30"/>
-        </w:rPr>
-        <w:t xml:space="preserve"> }}</w:t>
-      </w:r>
-      <w:r>
-        <w:rPr>
-          <w:rFonts w:ascii="Times New Roman" w:hAnsi="Times New Roman" w:cs="Times New Roman"/>
-          <w:color w:val="000000"/>
-          <w:szCs w:val="30"/>
-        </w:rPr>
-        <w:t>元、其他费用</w:t>
-      </w:r>
-      <w:r>
-        <w:rPr>
-          <w:rFonts w:ascii="Times New Roman" w:hAnsi="Times New Roman" w:cs="Times New Roman"/>
-          <w:color w:val="000000"/>
-          <w:szCs w:val="30"/>
-        </w:rPr>
-        <w:t xml:space="preserve">{{ </w:t>
-      </w:r>
-      <w:proofErr w:type="spellStart"/>
-      <w:r>
-        <w:rPr>
-          <w:rFonts w:ascii="Times New Roman" w:hAnsi="Times New Roman" w:cs="Times New Roman"/>
-          <w:color w:val="000000"/>
-          <w:szCs w:val="30"/>
-        </w:rPr>
-        <w:t>other_fees_amount</w:t>
-      </w:r>
-      <w:proofErr w:type="spellEnd"/>
-      <w:r>
-        <w:rPr>
-          <w:rFonts w:ascii="Times New Roman" w:hAnsi="Times New Roman" w:cs="Times New Roman"/>
-          <w:color w:val="000000"/>
-          <w:szCs w:val="30"/>
-        </w:rPr>
-        <w:t xml:space="preserve"> }}</w:t>
-      </w:r>
-      <w:r>
-        <w:rPr>
-          <w:rFonts w:ascii="Times New Roman" w:hAnsi="Times New Roman" w:cs="Times New Roman"/>
-          <w:color w:val="000000"/>
-          <w:szCs w:val="30"/>
-        </w:rPr>
-        <w:t>元，债权总额</w:t>
-      </w:r>
-      <w:r>
-        <w:rPr>
-          <w:rFonts w:ascii="Times New Roman" w:hAnsi="Times New Roman" w:cs="Times New Roman"/>
-          <w:color w:val="000000"/>
-          <w:szCs w:val="30"/>
-        </w:rPr>
-        <w:t xml:space="preserve">{{ </w:t>
-      </w:r>
-      <w:proofErr w:type="spellStart"/>
-      <w:r>
-        <w:rPr>
-          <w:rFonts w:ascii="Times New Roman" w:hAnsi="Times New Roman" w:cs="Times New Roman"/>
-          <w:color w:val="000000"/>
-          <w:szCs w:val="30"/>
-        </w:rPr>
-        <w:t>total_claim_amount</w:t>
-      </w:r>
-      <w:proofErr w:type="spellEnd"/>
-      <w:r>
-        <w:rPr>
-          <w:rFonts w:ascii="Times New Roman" w:hAnsi="Times New Roman" w:cs="Times New Roman"/>
-          <w:color w:val="000000"/>
-          <w:szCs w:val="30"/>
-        </w:rPr>
-        <w:t xml:space="preserve"> }}</w:t>
+        <w:t>{{ total_claim_amount }}</w:t>
       </w:r>
       <w:r>
         <w:rPr>
@@ -810,7 +618,6 @@
         </w:rPr>
         <w:t xml:space="preserve">{{ </w:t>
       </w:r>
-      <w:proofErr w:type="spellStart"/>
       <w:r>
         <w:rPr>
           <w:rFonts w:ascii="Times New Roman" w:hAnsi="Times New Roman" w:cs="Times New Roman" w:hint="eastAsia"/>
@@ -825,16 +632,7 @@
           <w:color w:val="000000"/>
           <w:szCs w:val="30"/>
         </w:rPr>
-        <w:t>_amount</w:t>
-      </w:r>
-      <w:proofErr w:type="spellEnd"/>
-      <w:r>
-        <w:rPr>
-          <w:rFonts w:ascii="Times New Roman" w:hAnsi="Times New Roman" w:cs="Times New Roman"/>
-          <w:color w:val="000000"/>
-          <w:szCs w:val="30"/>
-        </w:rPr>
-        <w:t xml:space="preserve"> }}</w:t>
+        <w:t>_amount }}</w:t>
       </w:r>
       <w:r>
         <w:rPr>
@@ -923,25 +721,7 @@
           <w:color w:val="000000"/>
           <w:szCs w:val="30"/>
         </w:rPr>
-        <w:t xml:space="preserve">{{ </w:t>
-      </w:r>
-      <w:proofErr w:type="spellStart"/>
-      <w:r>
-        <w:rPr>
-          <w:rFonts w:ascii="Times New Roman" w:hAnsi="Times New Roman" w:cs="Times New Roman"/>
-          <w:color w:val="000000"/>
-          <w:szCs w:val="30"/>
-        </w:rPr>
-        <w:t>project_leaders</w:t>
-      </w:r>
-      <w:proofErr w:type="spellEnd"/>
-      <w:r>
-        <w:rPr>
-          <w:rFonts w:ascii="Times New Roman" w:hAnsi="Times New Roman" w:cs="Times New Roman"/>
-          <w:color w:val="000000"/>
-          <w:szCs w:val="30"/>
-        </w:rPr>
-        <w:t xml:space="preserve"> }}</w:t>
+        <w:t>{{ project_leaders }}</w:t>
       </w:r>
     </w:p>
     <w:p>
@@ -1029,25 +809,7 @@
           <w:color w:val="000000"/>
           <w:szCs w:val="30"/>
         </w:rPr>
-        <w:t xml:space="preserve">{{ </w:t>
-      </w:r>
-      <w:proofErr w:type="spellStart"/>
-      <w:r>
-        <w:rPr>
-          <w:rFonts w:ascii="Times New Roman" w:hAnsi="Times New Roman" w:cs="Times New Roman"/>
-          <w:color w:val="000000"/>
-          <w:szCs w:val="30"/>
-        </w:rPr>
-        <w:t>approval_date</w:t>
-      </w:r>
-      <w:proofErr w:type="spellEnd"/>
-      <w:r>
-        <w:rPr>
-          <w:rFonts w:ascii="Times New Roman" w:hAnsi="Times New Roman" w:cs="Times New Roman"/>
-          <w:color w:val="000000"/>
-          <w:szCs w:val="30"/>
-        </w:rPr>
-        <w:t xml:space="preserve"> }} </w:t>
+        <w:t>{{ approval_date }} </w:t>
       </w:r>
     </w:p>
     <w:p>
@@ -1149,25 +911,7 @@
           <w:sz w:val="24"/>
           <w:szCs w:val="24"/>
         </w:rPr>
-        <w:t xml:space="preserve">{{ </w:t>
-      </w:r>
-      <w:proofErr w:type="spellStart"/>
-      <w:r>
-        <w:rPr>
-          <w:rFonts w:ascii="Times New Roman" w:hAnsi="Times New Roman" w:cs="Times New Roman"/>
-          <w:sz w:val="24"/>
-          <w:szCs w:val="24"/>
-        </w:rPr>
-        <w:t>base_date</w:t>
-      </w:r>
-      <w:proofErr w:type="spellEnd"/>
-      <w:r>
-        <w:rPr>
-          <w:rFonts w:ascii="Times New Roman" w:hAnsi="Times New Roman" w:cs="Times New Roman"/>
-          <w:sz w:val="24"/>
-          <w:szCs w:val="24"/>
-        </w:rPr>
-        <w:t xml:space="preserve"> }}</w:t>
+        <w:t>{{ base_date }}</w:t>
       </w:r>
       <w:r>
         <w:rPr>
@@ -7166,10 +6910,6 @@
 </file>
 
 <file path=customXml/item1.xml><?xml version="1.0" encoding="utf-8"?>
-<b:Sources xmlns:b="http://schemas.openxmlformats.org/officeDocument/2006/bibliography" xmlns="http://schemas.openxmlformats.org/officeDocument/2006/bibliography" SelectedStyle="\APASixthEditionOfficeOnline.xsl" StyleName="APA" Version="6"/>
-</file>
-
-<file path=customXml/item2.xml><?xml version="1.0" encoding="utf-8"?>
 <s:customData xmlns="http://www.wps.cn/officeDocument/2013/wpsCustomData" xmlns:s="http://www.wps.cn/officeDocument/2013/wpsCustomData">
   <customSectProps>
     <customSectPr/>
@@ -7180,18 +6920,22 @@
 </s:customData>
 </file>
 
+<file path=customXml/item2.xml><?xml version="1.0" encoding="utf-8"?>
+<b:Sources xmlns:b="http://schemas.openxmlformats.org/officeDocument/2006/bibliography" xmlns="http://schemas.openxmlformats.org/officeDocument/2006/bibliography" SelectedStyle="\APASixthEditionOfficeOnline.xsl" StyleName="APA" Version="6"/>
+</file>
+
 <file path=customXml/itemProps1.xml><?xml version="1.0" encoding="utf-8"?>
+<ds:datastoreItem xmlns:ds="http://schemas.openxmlformats.org/officeDocument/2006/customXml" ds:itemID="{B1977F7D-205B-4081-913C-38D41E755F92}">
+  <ds:schemaRefs>
+    <ds:schemaRef ds:uri="http://www.wps.cn/officeDocument/2013/wpsCustomData"/>
+  </ds:schemaRefs>
+</ds:datastoreItem>
+</file>
+
+<file path=customXml/itemProps2.xml><?xml version="1.0" encoding="utf-8"?>
 <ds:datastoreItem xmlns:ds="http://schemas.openxmlformats.org/officeDocument/2006/customXml" ds:itemID="{A3F974DC-EA27-46DB-8918-C2DD52344612}">
   <ds:schemaRefs>
     <ds:schemaRef ds:uri="http://schemas.openxmlformats.org/officeDocument/2006/bibliography"/>
   </ds:schemaRefs>
 </ds:datastoreItem>
-</file>
-
-<file path=customXml/itemProps2.xml><?xml version="1.0" encoding="utf-8"?>
-<ds:datastoreItem xmlns:ds="http://schemas.openxmlformats.org/officeDocument/2006/customXml" ds:itemID="{B1977F7D-205B-4081-913C-38D41E755F92}">
-  <ds:schemaRefs>
-    <ds:schemaRef ds:uri="http://www.wps.cn/officeDocument/2013/wpsCustomData"/>
-  </ds:schemaRefs>
-</ds:datastoreItem>
 </file>